--- a/Lab6.docx
+++ b/Lab6.docx
@@ -1339,14 +1339,27 @@
       <w:r>
         <w:t xml:space="preserve">Рисунок </w:t>
       </w:r>
-      <w:fldSimple w:instr=" SEQ Рисунок \* ARABIC ">
-        <w:r>
-          <w:rPr>
-            <w:noProof/>
-          </w:rPr>
-          <w:t>1</w:t>
-        </w:r>
-      </w:fldSimple>
+      <w:r>
+        <w:fldChar w:fldCharType="begin"/>
+      </w:r>
+      <w:r>
+        <w:instrText xml:space="preserve"> SEQ Рисунок \* ARABIC </w:instrText>
+      </w:r>
+      <w:r>
+        <w:fldChar w:fldCharType="separate"/>
+      </w:r>
+      <w:r>
+        <w:rPr>
+          <w:noProof/>
+        </w:rPr>
+        <w:t>1</w:t>
+      </w:r>
+      <w:r>
+        <w:rPr>
+          <w:noProof/>
+        </w:rPr>
+        <w:fldChar w:fldCharType="end"/>
+      </w:r>
       <w:bookmarkEnd w:id="7"/>
       <w:r>
         <w:t xml:space="preserve"> –</w:t>
@@ -2301,14 +2314,27 @@
       <w:r>
         <w:t xml:space="preserve">Рисунок </w:t>
       </w:r>
-      <w:fldSimple w:instr=" SEQ Рисунок \* ARABIC ">
-        <w:r>
-          <w:rPr>
-            <w:noProof/>
-          </w:rPr>
-          <w:t>2</w:t>
-        </w:r>
-      </w:fldSimple>
+      <w:r>
+        <w:fldChar w:fldCharType="begin"/>
+      </w:r>
+      <w:r>
+        <w:instrText xml:space="preserve"> SEQ Рисунок \* ARABIC </w:instrText>
+      </w:r>
+      <w:r>
+        <w:fldChar w:fldCharType="separate"/>
+      </w:r>
+      <w:r>
+        <w:rPr>
+          <w:noProof/>
+        </w:rPr>
+        <w:t>2</w:t>
+      </w:r>
+      <w:r>
+        <w:rPr>
+          <w:noProof/>
+        </w:rPr>
+        <w:fldChar w:fldCharType="end"/>
+      </w:r>
       <w:bookmarkEnd w:id="11"/>
       <w:r>
         <w:t xml:space="preserve"> –</w:t>
@@ -2931,14 +2957,27 @@
       <w:r>
         <w:t xml:space="preserve">Рисунок </w:t>
       </w:r>
-      <w:fldSimple w:instr=" SEQ Рисунок \* ARABIC ">
-        <w:r>
-          <w:rPr>
-            <w:noProof/>
-          </w:rPr>
-          <w:t>3</w:t>
-        </w:r>
-      </w:fldSimple>
+      <w:r>
+        <w:fldChar w:fldCharType="begin"/>
+      </w:r>
+      <w:r>
+        <w:instrText xml:space="preserve"> SEQ Рисунок \* ARABIC </w:instrText>
+      </w:r>
+      <w:r>
+        <w:fldChar w:fldCharType="separate"/>
+      </w:r>
+      <w:r>
+        <w:rPr>
+          <w:noProof/>
+        </w:rPr>
+        <w:t>3</w:t>
+      </w:r>
+      <w:r>
+        <w:rPr>
+          <w:noProof/>
+        </w:rPr>
+        <w:fldChar w:fldCharType="end"/>
+      </w:r>
       <w:bookmarkEnd w:id="12"/>
       <w:r>
         <w:t xml:space="preserve"> –</w:t>
@@ -3292,14 +3331,27 @@
       <w:r>
         <w:t xml:space="preserve">Таблица </w:t>
       </w:r>
-      <w:fldSimple w:instr=" SEQ Таблица \* ARABIC ">
-        <w:r>
-          <w:rPr>
-            <w:noProof/>
-          </w:rPr>
-          <w:t>1</w:t>
-        </w:r>
-      </w:fldSimple>
+      <w:r>
+        <w:fldChar w:fldCharType="begin"/>
+      </w:r>
+      <w:r>
+        <w:instrText xml:space="preserve"> SEQ Таблица \* ARABIC </w:instrText>
+      </w:r>
+      <w:r>
+        <w:fldChar w:fldCharType="separate"/>
+      </w:r>
+      <w:r>
+        <w:rPr>
+          <w:noProof/>
+        </w:rPr>
+        <w:t>1</w:t>
+      </w:r>
+      <w:r>
+        <w:rPr>
+          <w:noProof/>
+        </w:rPr>
+        <w:fldChar w:fldCharType="end"/>
+      </w:r>
       <w:bookmarkEnd w:id="15"/>
       <w:bookmarkEnd w:id="16"/>
       <w:r>
@@ -3776,14 +3828,27 @@
       <w:r>
         <w:t xml:space="preserve">Таблица </w:t>
       </w:r>
-      <w:fldSimple w:instr=" SEQ Таблица \* ARABIC ">
-        <w:r>
-          <w:rPr>
-            <w:noProof/>
-          </w:rPr>
-          <w:t>2</w:t>
-        </w:r>
-      </w:fldSimple>
+      <w:r>
+        <w:fldChar w:fldCharType="begin"/>
+      </w:r>
+      <w:r>
+        <w:instrText xml:space="preserve"> SEQ Таблица \* ARABIC </w:instrText>
+      </w:r>
+      <w:r>
+        <w:fldChar w:fldCharType="separate"/>
+      </w:r>
+      <w:r>
+        <w:rPr>
+          <w:noProof/>
+        </w:rPr>
+        <w:t>2</w:t>
+      </w:r>
+      <w:r>
+        <w:rPr>
+          <w:noProof/>
+        </w:rPr>
+        <w:fldChar w:fldCharType="end"/>
+      </w:r>
       <w:bookmarkEnd w:id="20"/>
       <w:r>
         <w:t xml:space="preserve"> </w:t>
@@ -4212,14 +4277,27 @@
       <w:r>
         <w:t xml:space="preserve">Таблица </w:t>
       </w:r>
-      <w:fldSimple w:instr=" SEQ Таблица \* ARABIC ">
-        <w:r>
-          <w:rPr>
-            <w:noProof/>
-          </w:rPr>
-          <w:t>3</w:t>
-        </w:r>
-      </w:fldSimple>
+      <w:r>
+        <w:fldChar w:fldCharType="begin"/>
+      </w:r>
+      <w:r>
+        <w:instrText xml:space="preserve"> SEQ Таблица \* ARABIC </w:instrText>
+      </w:r>
+      <w:r>
+        <w:fldChar w:fldCharType="separate"/>
+      </w:r>
+      <w:r>
+        <w:rPr>
+          <w:noProof/>
+        </w:rPr>
+        <w:t>3</w:t>
+      </w:r>
+      <w:r>
+        <w:rPr>
+          <w:noProof/>
+        </w:rPr>
+        <w:fldChar w:fldCharType="end"/>
+      </w:r>
       <w:bookmarkEnd w:id="21"/>
       <w:r>
         <w:t xml:space="preserve"> </w:t>
@@ -4676,14 +4754,27 @@
       <w:r>
         <w:t xml:space="preserve">Таблица </w:t>
       </w:r>
-      <w:fldSimple w:instr=" SEQ Таблица \* ARABIC ">
-        <w:r>
-          <w:rPr>
-            <w:noProof/>
-          </w:rPr>
-          <w:t>4</w:t>
-        </w:r>
-      </w:fldSimple>
+      <w:r>
+        <w:fldChar w:fldCharType="begin"/>
+      </w:r>
+      <w:r>
+        <w:instrText xml:space="preserve"> SEQ Таблица \* ARABIC </w:instrText>
+      </w:r>
+      <w:r>
+        <w:fldChar w:fldCharType="separate"/>
+      </w:r>
+      <w:r>
+        <w:rPr>
+          <w:noProof/>
+        </w:rPr>
+        <w:t>4</w:t>
+      </w:r>
+      <w:r>
+        <w:rPr>
+          <w:noProof/>
+        </w:rPr>
+        <w:fldChar w:fldCharType="end"/>
+      </w:r>
       <w:bookmarkEnd w:id="22"/>
       <w:r>
         <w:t xml:space="preserve"> </w:t>
@@ -5046,14 +5137,27 @@
       <w:r>
         <w:t xml:space="preserve">Рисунок </w:t>
       </w:r>
-      <w:fldSimple w:instr=" SEQ Рисунок \* ARABIC ">
-        <w:r>
-          <w:rPr>
-            <w:noProof/>
-          </w:rPr>
-          <w:t>4</w:t>
-        </w:r>
-      </w:fldSimple>
+      <w:r>
+        <w:fldChar w:fldCharType="begin"/>
+      </w:r>
+      <w:r>
+        <w:instrText xml:space="preserve"> SEQ Рисунок \* ARABIC </w:instrText>
+      </w:r>
+      <w:r>
+        <w:fldChar w:fldCharType="separate"/>
+      </w:r>
+      <w:r>
+        <w:rPr>
+          <w:noProof/>
+        </w:rPr>
+        <w:t>4</w:t>
+      </w:r>
+      <w:r>
+        <w:rPr>
+          <w:noProof/>
+        </w:rPr>
+        <w:fldChar w:fldCharType="end"/>
+      </w:r>
       <w:bookmarkEnd w:id="23"/>
       <w:r>
         <w:t xml:space="preserve"> –</w:t>
@@ -5300,14 +5404,27 @@
       <w:r>
         <w:t xml:space="preserve">Таблица </w:t>
       </w:r>
-      <w:fldSimple w:instr=" SEQ Таблица \* ARABIC ">
-        <w:r>
-          <w:rPr>
-            <w:noProof/>
-          </w:rPr>
-          <w:t>5</w:t>
-        </w:r>
-      </w:fldSimple>
+      <w:r>
+        <w:fldChar w:fldCharType="begin"/>
+      </w:r>
+      <w:r>
+        <w:instrText xml:space="preserve"> SEQ Таблица \* ARABIC </w:instrText>
+      </w:r>
+      <w:r>
+        <w:fldChar w:fldCharType="separate"/>
+      </w:r>
+      <w:r>
+        <w:rPr>
+          <w:noProof/>
+        </w:rPr>
+        <w:t>5</w:t>
+      </w:r>
+      <w:r>
+        <w:rPr>
+          <w:noProof/>
+        </w:rPr>
+        <w:fldChar w:fldCharType="end"/>
+      </w:r>
       <w:bookmarkEnd w:id="24"/>
       <w:r>
         <w:t xml:space="preserve"> </w:t>
@@ -6152,14 +6269,27 @@
       <w:r>
         <w:t xml:space="preserve">Рисунок </w:t>
       </w:r>
-      <w:fldSimple w:instr=" SEQ Рисунок \* ARABIC ">
-        <w:r>
-          <w:rPr>
-            <w:noProof/>
-          </w:rPr>
-          <w:t>5</w:t>
-        </w:r>
-      </w:fldSimple>
+      <w:r>
+        <w:fldChar w:fldCharType="begin"/>
+      </w:r>
+      <w:r>
+        <w:instrText xml:space="preserve"> SEQ Рисунок \* ARABIC </w:instrText>
+      </w:r>
+      <w:r>
+        <w:fldChar w:fldCharType="separate"/>
+      </w:r>
+      <w:r>
+        <w:rPr>
+          <w:noProof/>
+        </w:rPr>
+        <w:t>5</w:t>
+      </w:r>
+      <w:r>
+        <w:rPr>
+          <w:noProof/>
+        </w:rPr>
+        <w:fldChar w:fldCharType="end"/>
+      </w:r>
       <w:bookmarkEnd w:id="25"/>
       <w:r>
         <w:t xml:space="preserve"> –</w:t>
@@ -6425,14 +6555,27 @@
       <w:r>
         <w:t xml:space="preserve">Рисунок </w:t>
       </w:r>
-      <w:fldSimple w:instr=" SEQ Рисунок \* ARABIC ">
-        <w:r>
-          <w:rPr>
-            <w:noProof/>
-          </w:rPr>
-          <w:t>6</w:t>
-        </w:r>
-      </w:fldSimple>
+      <w:r>
+        <w:fldChar w:fldCharType="begin"/>
+      </w:r>
+      <w:r>
+        <w:instrText xml:space="preserve"> SEQ Рисунок \* ARABIC </w:instrText>
+      </w:r>
+      <w:r>
+        <w:fldChar w:fldCharType="separate"/>
+      </w:r>
+      <w:r>
+        <w:rPr>
+          <w:noProof/>
+        </w:rPr>
+        <w:t>6</w:t>
+      </w:r>
+      <w:r>
+        <w:rPr>
+          <w:noProof/>
+        </w:rPr>
+        <w:fldChar w:fldCharType="end"/>
+      </w:r>
       <w:bookmarkEnd w:id="26"/>
       <w:r>
         <w:t xml:space="preserve"> –</w:t>
@@ -6782,22 +6925,8 @@
         <w:rPr>
           <w:lang w:val="ru-RU"/>
         </w:rPr>
-        <w:t xml:space="preserve">. Это требование является частью проверки корректности параметров кривой. Оно гарантирует, что выбранная кривая не относится к классу заведомо слабых кривых и не допускает известных специальных атак, нарушающих стойкость схемы электронной </w:t>
-      </w:r>
-      <w:proofErr w:type="gramStart"/>
-      <w:r>
-        <w:rPr>
-          <w:lang w:val="ru-RU"/>
-        </w:rPr>
-        <w:t>подписи.</w:t>
-      </w:r>
-      <w:r>
-        <w:rPr>
-          <w:lang w:val="ru-RU"/>
-        </w:rPr>
-        <w:t>.</w:t>
-      </w:r>
-      <w:proofErr w:type="gramEnd"/>
+        <w:t>. Это требование является частью проверки корректности параметров кривой. Оно гарантирует, что выбранная кривая не относится к классу заведомо слабых кривых и не допускает известных специальных атак, нарушающих стойкость схемы электронной подписи.</w:t>
+      </w:r>
     </w:p>
     <w:p>
       <w:pPr>
@@ -7503,6 +7632,26 @@
         </w:rPr>
         <w:t xml:space="preserve">. </w:t>
       </w:r>
+    </w:p>
+    <w:p>
+      <w:pPr>
+        <w:rPr>
+          <w:lang w:val="ru-RU"/>
+        </w:rPr>
+      </w:pPr>
+      <w:r>
+        <w:rPr>
+          <w:lang w:val="ru-RU"/>
+        </w:rPr>
+        <w:t>Для обеспечения стойкости к известным методам дискретного логарифмирования параметры эллиптической кривой должны исключать аномальные и слабые кривые, иметь подгруппу большого простого порядка q, корректно выбранную базовую точку P и проверяемый порядок группы. Также необходимо контролировать принадлежность открытого ключа Q выбранной кривой и подгруппе порядка q.</w:t>
+      </w:r>
+    </w:p>
+    <w:p>
+      <w:pPr>
+        <w:rPr>
+          <w:lang w:val="ru-RU"/>
+        </w:rPr>
+      </w:pPr>
       <w:r>
         <w:rPr>
           <w:lang w:val="ru-RU"/>
@@ -7513,7 +7662,7 @@
         <w:rPr>
           <w:lang w:val="ru-RU"/>
         </w:rPr>
-        <w:t>6</w:t>
+        <w:t>7</w:t>
       </w:r>
       <w:r>
         <w:rPr>
@@ -20393,6 +20542,672 @@
             <w:proofErr w:type="spellEnd"/>
             <w:r>
               <w:t>) is False</w:t>
+            </w:r>
+          </w:p>
+        </w:tc>
+      </w:tr>
+    </w:tbl>
+    <w:p>
+      <w:pPr>
+        <w:pStyle w:val="af9"/>
+        <w:jc w:val="right"/>
+      </w:pPr>
+      <w:r>
+        <w:lastRenderedPageBreak/>
+        <w:t>Приложение</w:t>
+      </w:r>
+      <w:r>
+        <w:t xml:space="preserve"> </w:t>
+      </w:r>
+      <w:r>
+        <w:t>7</w:t>
+      </w:r>
+      <w:r>
+        <w:t xml:space="preserve">. </w:t>
+      </w:r>
+      <w:r>
+        <w:t>Листинг</w:t>
+      </w:r>
+      <w:r>
+        <w:t xml:space="preserve"> </w:t>
+      </w:r>
+      <w:r>
+        <w:t>Файла</w:t>
+      </w:r>
+      <w:r>
+        <w:t xml:space="preserve"> </w:t>
+      </w:r>
+      <w:r>
+        <w:t>SRC/CONFIG.PY</w:t>
+      </w:r>
+    </w:p>
+    <w:tbl>
+      <w:tblPr>
+        <w:tblStyle w:val="af5"/>
+        <w:tblW w:w="0" w:type="auto"/>
+        <w:tblLook w:val="04A0" w:firstRow="1" w:lastRow="0" w:firstColumn="1" w:lastColumn="0" w:noHBand="0" w:noVBand="1"/>
+      </w:tblPr>
+      <w:tblGrid>
+        <w:gridCol w:w="9622"/>
+      </w:tblGrid>
+      <w:tr>
+        <w:tc>
+          <w:tcPr>
+            <w:tcW w:w="9622" w:type="dxa"/>
+          </w:tcPr>
+          <w:p>
+            <w:pPr>
+              <w:pStyle w:val="ac"/>
+            </w:pPr>
+            <w:r>
+              <w:t xml:space="preserve">from </w:t>
+            </w:r>
+            <w:proofErr w:type="spellStart"/>
+            <w:r>
+              <w:t>dataclasses</w:t>
+            </w:r>
+            <w:proofErr w:type="spellEnd"/>
+            <w:r>
+              <w:t xml:space="preserve"> import </w:t>
+            </w:r>
+            <w:proofErr w:type="spellStart"/>
+            <w:r>
+              <w:t>dataclass</w:t>
+            </w:r>
+            <w:proofErr w:type="spellEnd"/>
+          </w:p>
+          <w:p>
+            <w:pPr>
+              <w:pStyle w:val="ac"/>
+            </w:pPr>
+          </w:p>
+          <w:p>
+            <w:pPr>
+              <w:pStyle w:val="ac"/>
+            </w:pPr>
+          </w:p>
+          <w:p>
+            <w:pPr>
+              <w:pStyle w:val="ac"/>
+            </w:pPr>
+            <w:r>
+              <w:t>@</w:t>
+            </w:r>
+            <w:proofErr w:type="gramStart"/>
+            <w:r>
+              <w:t>dataclass</w:t>
+            </w:r>
+            <w:proofErr w:type="gramEnd"/>
+            <w:r>
+              <w:t>(frozen=True)</w:t>
+            </w:r>
+          </w:p>
+          <w:p>
+            <w:pPr>
+              <w:pStyle w:val="ac"/>
+            </w:pPr>
+            <w:r>
+              <w:t xml:space="preserve">class </w:t>
+            </w:r>
+            <w:proofErr w:type="spellStart"/>
+            <w:r>
+              <w:t>CurveParams</w:t>
+            </w:r>
+            <w:proofErr w:type="spellEnd"/>
+            <w:r>
+              <w:t>:</w:t>
+            </w:r>
+          </w:p>
+          <w:p>
+            <w:pPr>
+              <w:pStyle w:val="ac"/>
+            </w:pPr>
+            <w:r>
+              <w:t xml:space="preserve">    """Elliptic curve parameters in short </w:t>
+            </w:r>
+            <w:proofErr w:type="spellStart"/>
+            <w:r>
+              <w:t>Weierstrass</w:t>
+            </w:r>
+            <w:proofErr w:type="spellEnd"/>
+            <w:r>
+              <w:t xml:space="preserve"> form."""</w:t>
+            </w:r>
+          </w:p>
+          <w:p>
+            <w:pPr>
+              <w:pStyle w:val="ac"/>
+            </w:pPr>
+          </w:p>
+          <w:p>
+            <w:pPr>
+              <w:pStyle w:val="ac"/>
+            </w:pPr>
+            <w:r>
+              <w:t xml:space="preserve">    </w:t>
+            </w:r>
+            <w:proofErr w:type="spellStart"/>
+            <w:r>
+              <w:t>curve_id</w:t>
+            </w:r>
+            <w:proofErr w:type="spellEnd"/>
+            <w:r>
+              <w:t>: str</w:t>
+            </w:r>
+          </w:p>
+          <w:p>
+            <w:pPr>
+              <w:pStyle w:val="ac"/>
+            </w:pPr>
+            <w:r>
+              <w:t xml:space="preserve">    p: int</w:t>
+            </w:r>
+          </w:p>
+          <w:p>
+            <w:pPr>
+              <w:pStyle w:val="ac"/>
+            </w:pPr>
+            <w:r>
+              <w:t xml:space="preserve">    a: int</w:t>
+            </w:r>
+          </w:p>
+          <w:p>
+            <w:pPr>
+              <w:pStyle w:val="ac"/>
+            </w:pPr>
+            <w:r>
+              <w:t xml:space="preserve">    b: int</w:t>
+            </w:r>
+          </w:p>
+          <w:p>
+            <w:pPr>
+              <w:pStyle w:val="ac"/>
+            </w:pPr>
+            <w:r>
+              <w:t xml:space="preserve">    q: int</w:t>
+            </w:r>
+          </w:p>
+          <w:p>
+            <w:pPr>
+              <w:pStyle w:val="ac"/>
+            </w:pPr>
+            <w:r>
+              <w:t xml:space="preserve">    px: int</w:t>
+            </w:r>
+          </w:p>
+          <w:p>
+            <w:pPr>
+              <w:pStyle w:val="ac"/>
+            </w:pPr>
+            <w:r>
+              <w:t xml:space="preserve">    </w:t>
+            </w:r>
+            <w:proofErr w:type="spellStart"/>
+            <w:r>
+              <w:t>py</w:t>
+            </w:r>
+            <w:proofErr w:type="spellEnd"/>
+            <w:r>
+              <w:t>: int</w:t>
+            </w:r>
+          </w:p>
+          <w:p>
+            <w:pPr>
+              <w:pStyle w:val="ac"/>
+            </w:pPr>
+          </w:p>
+          <w:p>
+            <w:pPr>
+              <w:pStyle w:val="ac"/>
+            </w:pPr>
+          </w:p>
+          <w:p>
+            <w:pPr>
+              <w:pStyle w:val="ac"/>
+            </w:pPr>
+            <w:r>
+              <w:t>@</w:t>
+            </w:r>
+            <w:proofErr w:type="gramStart"/>
+            <w:r>
+              <w:t>dataclass</w:t>
+            </w:r>
+            <w:proofErr w:type="gramEnd"/>
+            <w:r>
+              <w:t>(frozen=True)</w:t>
+            </w:r>
+          </w:p>
+          <w:p>
+            <w:pPr>
+              <w:pStyle w:val="ac"/>
+            </w:pPr>
+            <w:r>
+              <w:t xml:space="preserve">class </w:t>
+            </w:r>
+            <w:proofErr w:type="spellStart"/>
+            <w:r>
+              <w:t>AppConfig</w:t>
+            </w:r>
+            <w:proofErr w:type="spellEnd"/>
+            <w:r>
+              <w:t>:</w:t>
+            </w:r>
+          </w:p>
+          <w:p>
+            <w:pPr>
+              <w:pStyle w:val="ac"/>
+            </w:pPr>
+            <w:r>
+              <w:t xml:space="preserve">    """Global configuration for signing and verification."""</w:t>
+            </w:r>
+          </w:p>
+          <w:p>
+            <w:pPr>
+              <w:pStyle w:val="ac"/>
+            </w:pPr>
+          </w:p>
+          <w:p>
+            <w:pPr>
+              <w:pStyle w:val="ac"/>
+            </w:pPr>
+            <w:r>
+              <w:t xml:space="preserve">    </w:t>
+            </w:r>
+            <w:proofErr w:type="spellStart"/>
+            <w:r>
+              <w:t>default_curve_id</w:t>
+            </w:r>
+            <w:proofErr w:type="spellEnd"/>
+            <w:r>
+              <w:t>: str</w:t>
+            </w:r>
+          </w:p>
+          <w:p>
+            <w:pPr>
+              <w:pStyle w:val="ac"/>
+            </w:pPr>
+            <w:r>
+              <w:t xml:space="preserve">    </w:t>
+            </w:r>
+            <w:proofErr w:type="spellStart"/>
+            <w:r>
+              <w:t>default_hash_alg</w:t>
+            </w:r>
+            <w:proofErr w:type="spellEnd"/>
+            <w:r>
+              <w:t>: str</w:t>
+            </w:r>
+          </w:p>
+          <w:p>
+            <w:pPr>
+              <w:pStyle w:val="ac"/>
+            </w:pPr>
+            <w:r>
+              <w:t xml:space="preserve">    </w:t>
+            </w:r>
+            <w:proofErr w:type="spellStart"/>
+            <w:r>
+              <w:t>gost_algorithm_id</w:t>
+            </w:r>
+            <w:proofErr w:type="spellEnd"/>
+            <w:r>
+              <w:t>: bytes</w:t>
+            </w:r>
+          </w:p>
+          <w:p>
+            <w:pPr>
+              <w:pStyle w:val="ac"/>
+            </w:pPr>
+            <w:r>
+              <w:t xml:space="preserve">    </w:t>
+            </w:r>
+            <w:proofErr w:type="spellStart"/>
+            <w:r>
+              <w:t>signature_key_label</w:t>
+            </w:r>
+            <w:proofErr w:type="spellEnd"/>
+            <w:r>
+              <w:t>: str</w:t>
+            </w:r>
+          </w:p>
+          <w:p>
+            <w:pPr>
+              <w:pStyle w:val="ac"/>
+            </w:pPr>
+          </w:p>
+          <w:p>
+            <w:pPr>
+              <w:pStyle w:val="ac"/>
+            </w:pPr>
+          </w:p>
+          <w:p>
+            <w:pPr>
+              <w:pStyle w:val="ac"/>
+              <w:rPr>
+                <w:lang w:val="ru-RU"/>
+              </w:rPr>
+            </w:pPr>
+            <w:r>
+              <w:rPr>
+                <w:lang w:val="ru-RU"/>
+              </w:rPr>
+              <w:t># Вариант 8 из Приложения Д.</w:t>
+            </w:r>
+          </w:p>
+          <w:p>
+            <w:pPr>
+              <w:pStyle w:val="ac"/>
+              <w:rPr>
+                <w:lang w:val="ru-RU"/>
+              </w:rPr>
+            </w:pPr>
+            <w:r>
+              <w:rPr>
+                <w:lang w:val="ru-RU"/>
+              </w:rPr>
+              <w:t xml:space="preserve"># В методичке порядок группы обозначен как </w:t>
+            </w:r>
+            <w:r>
+              <w:t>r</w:t>
+            </w:r>
+            <w:r>
+              <w:rPr>
+                <w:lang w:val="ru-RU"/>
+              </w:rPr>
+              <w:t xml:space="preserve">, а в коде мы используем поле </w:t>
+            </w:r>
+            <w:r>
+              <w:t>q</w:t>
+            </w:r>
+            <w:r>
+              <w:rPr>
+                <w:lang w:val="ru-RU"/>
+              </w:rPr>
+              <w:t>.</w:t>
+            </w:r>
+          </w:p>
+          <w:p>
+            <w:pPr>
+              <w:pStyle w:val="ac"/>
+              <w:rPr>
+                <w:lang w:val="ru-RU"/>
+              </w:rPr>
+            </w:pPr>
+            <w:r>
+              <w:rPr>
+                <w:lang w:val="ru-RU"/>
+              </w:rPr>
+              <w:t># Это один и тот же параметр порядка подгруппы.</w:t>
+            </w:r>
+          </w:p>
+          <w:p>
+            <w:pPr>
+              <w:pStyle w:val="ac"/>
+            </w:pPr>
+            <w:r>
+              <w:t xml:space="preserve">VARIANT_8 = </w:t>
+            </w:r>
+            <w:proofErr w:type="spellStart"/>
+            <w:proofErr w:type="gramStart"/>
+            <w:r>
+              <w:t>CurveParams</w:t>
+            </w:r>
+            <w:proofErr w:type="spellEnd"/>
+            <w:r>
+              <w:t>(</w:t>
+            </w:r>
+            <w:proofErr w:type="gramEnd"/>
+          </w:p>
+          <w:p>
+            <w:pPr>
+              <w:pStyle w:val="ac"/>
+            </w:pPr>
+            <w:r>
+              <w:t xml:space="preserve">    </w:t>
+            </w:r>
+            <w:proofErr w:type="spellStart"/>
+            <w:r>
+              <w:t>curve_id</w:t>
+            </w:r>
+            <w:proofErr w:type="spellEnd"/>
+            <w:r>
+              <w:t>="gost3410-2018-var8",</w:t>
+            </w:r>
+          </w:p>
+          <w:p>
+            <w:pPr>
+              <w:pStyle w:val="ac"/>
+            </w:pPr>
+            <w:r>
+              <w:t xml:space="preserve">    p=57896044628958718631213028275518411328476149599789770738757218840632915517411,</w:t>
+            </w:r>
+          </w:p>
+          <w:p>
+            <w:pPr>
+              <w:pStyle w:val="ac"/>
+            </w:pPr>
+            <w:r>
+              <w:t xml:space="preserve">    a=-1,</w:t>
+            </w:r>
+          </w:p>
+          <w:p>
+            <w:pPr>
+              <w:pStyle w:val="ac"/>
+            </w:pPr>
+            <w:r>
+              <w:t xml:space="preserve">    b=44516423948019661825420813927965592341675839270849860441861020678502941837466,</w:t>
+            </w:r>
+          </w:p>
+          <w:p>
+            <w:pPr>
+              <w:pStyle w:val="ac"/>
+            </w:pPr>
+            <w:r>
+              <w:t xml:space="preserve">    q=28948022314479359315606514137759205664236832023231628035871193493020981068937,</w:t>
+            </w:r>
+          </w:p>
+          <w:p>
+            <w:pPr>
+              <w:pStyle w:val="ac"/>
+            </w:pPr>
+            <w:r>
+              <w:lastRenderedPageBreak/>
+              <w:t xml:space="preserve">    px=2323576058601956664720966708045726308916627824741707729836708887517232685058,</w:t>
+            </w:r>
+          </w:p>
+          <w:p>
+            <w:pPr>
+              <w:pStyle w:val="ac"/>
+            </w:pPr>
+            <w:r>
+              <w:t xml:space="preserve">    py=20772302011053991390127435262297715010367018383131467831609444907978987653753,</w:t>
+            </w:r>
+          </w:p>
+          <w:p>
+            <w:pPr>
+              <w:pStyle w:val="ac"/>
+            </w:pPr>
+            <w:r>
+              <w:t>)</w:t>
+            </w:r>
+          </w:p>
+          <w:p>
+            <w:pPr>
+              <w:pStyle w:val="ac"/>
+            </w:pPr>
+          </w:p>
+          <w:p>
+            <w:pPr>
+              <w:pStyle w:val="ac"/>
+            </w:pPr>
+            <w:r>
+              <w:t xml:space="preserve">CURVE_VARIANTS: </w:t>
+            </w:r>
+            <w:proofErr w:type="spellStart"/>
+            <w:proofErr w:type="gramStart"/>
+            <w:r>
+              <w:t>dict</w:t>
+            </w:r>
+            <w:proofErr w:type="spellEnd"/>
+            <w:r>
+              <w:t>[</w:t>
+            </w:r>
+            <w:proofErr w:type="gramEnd"/>
+            <w:r>
+              <w:t xml:space="preserve">str, </w:t>
+            </w:r>
+            <w:proofErr w:type="spellStart"/>
+            <w:r>
+              <w:t>CurveParams</w:t>
+            </w:r>
+            <w:proofErr w:type="spellEnd"/>
+            <w:r>
+              <w:t>] = {</w:t>
+            </w:r>
+          </w:p>
+          <w:p>
+            <w:pPr>
+              <w:pStyle w:val="ac"/>
+            </w:pPr>
+            <w:r>
+              <w:t xml:space="preserve">    VARIANT_</w:t>
+            </w:r>
+            <w:proofErr w:type="gramStart"/>
+            <w:r>
+              <w:t>8.curve</w:t>
+            </w:r>
+            <w:proofErr w:type="gramEnd"/>
+            <w:r>
+              <w:t>_id: VARIANT_8,</w:t>
+            </w:r>
+          </w:p>
+          <w:p>
+            <w:pPr>
+              <w:pStyle w:val="ac"/>
+            </w:pPr>
+            <w:r>
+              <w:t>}</w:t>
+            </w:r>
+          </w:p>
+          <w:p>
+            <w:pPr>
+              <w:pStyle w:val="ac"/>
+            </w:pPr>
+          </w:p>
+          <w:p>
+            <w:pPr>
+              <w:pStyle w:val="ac"/>
+            </w:pPr>
+            <w:r>
+              <w:t xml:space="preserve">APP_CONFIG = </w:t>
+            </w:r>
+            <w:proofErr w:type="spellStart"/>
+            <w:proofErr w:type="gramStart"/>
+            <w:r>
+              <w:t>AppConfig</w:t>
+            </w:r>
+            <w:proofErr w:type="spellEnd"/>
+            <w:r>
+              <w:t>(</w:t>
+            </w:r>
+            <w:proofErr w:type="gramEnd"/>
+          </w:p>
+          <w:p>
+            <w:pPr>
+              <w:pStyle w:val="ac"/>
+            </w:pPr>
+            <w:r>
+              <w:t xml:space="preserve">    </w:t>
+            </w:r>
+            <w:proofErr w:type="spellStart"/>
+            <w:r>
+              <w:t>default_curve_id</w:t>
+            </w:r>
+            <w:proofErr w:type="spellEnd"/>
+            <w:r>
+              <w:t>=VARIANT_</w:t>
+            </w:r>
+            <w:proofErr w:type="gramStart"/>
+            <w:r>
+              <w:t>8.curve</w:t>
+            </w:r>
+            <w:proofErr w:type="gramEnd"/>
+            <w:r>
+              <w:t>_id,</w:t>
+            </w:r>
+          </w:p>
+          <w:p>
+            <w:pPr>
+              <w:pStyle w:val="ac"/>
+            </w:pPr>
+            <w:r>
+              <w:t xml:space="preserve">    </w:t>
+            </w:r>
+            <w:proofErr w:type="spellStart"/>
+            <w:r>
+              <w:t>default_hash_alg</w:t>
+            </w:r>
+            <w:proofErr w:type="spellEnd"/>
+            <w:r>
+              <w:t>="streebog256",</w:t>
+            </w:r>
+          </w:p>
+          <w:p>
+            <w:pPr>
+              <w:pStyle w:val="ac"/>
+            </w:pPr>
+            <w:r>
+              <w:t xml:space="preserve">    </w:t>
+            </w:r>
+            <w:proofErr w:type="spellStart"/>
+            <w:r>
+              <w:t>gost_algorithm_id</w:t>
+            </w:r>
+            <w:proofErr w:type="spellEnd"/>
+            <w:r>
+              <w:t>=</w:t>
+            </w:r>
+            <w:proofErr w:type="spellStart"/>
+            <w:proofErr w:type="gramStart"/>
+            <w:r>
+              <w:t>bytes.fromhex</w:t>
+            </w:r>
+            <w:proofErr w:type="spellEnd"/>
+            <w:proofErr w:type="gramEnd"/>
+            <w:r>
+              <w:t>("80060700"),</w:t>
+            </w:r>
+          </w:p>
+          <w:p>
+            <w:pPr>
+              <w:pStyle w:val="ac"/>
+            </w:pPr>
+            <w:r>
+              <w:t xml:space="preserve">    </w:t>
+            </w:r>
+            <w:proofErr w:type="spellStart"/>
+            <w:r>
+              <w:t>signature_key_label</w:t>
+            </w:r>
+            <w:proofErr w:type="spellEnd"/>
+            <w:r>
+              <w:t>="</w:t>
+            </w:r>
+            <w:proofErr w:type="spellStart"/>
+            <w:r>
+              <w:t>gostSignKey</w:t>
+            </w:r>
+            <w:proofErr w:type="spellEnd"/>
+            <w:r>
+              <w:t>",</w:t>
+            </w:r>
+          </w:p>
+          <w:p>
+            <w:pPr>
+              <w:pStyle w:val="ac"/>
+            </w:pPr>
+            <w:r>
+              <w:t>)</w:t>
             </w:r>
           </w:p>
         </w:tc>

--- a/Lab6.docx
+++ b/Lab6.docx
@@ -1339,27 +1339,14 @@
       <w:r>
         <w:t xml:space="preserve">Рисунок </w:t>
       </w:r>
-      <w:r>
-        <w:fldChar w:fldCharType="begin"/>
-      </w:r>
-      <w:r>
-        <w:instrText xml:space="preserve"> SEQ Рисунок \* ARABIC </w:instrText>
-      </w:r>
-      <w:r>
-        <w:fldChar w:fldCharType="separate"/>
-      </w:r>
-      <w:r>
-        <w:rPr>
-          <w:noProof/>
-        </w:rPr>
-        <w:t>1</w:t>
-      </w:r>
-      <w:r>
-        <w:rPr>
-          <w:noProof/>
-        </w:rPr>
-        <w:fldChar w:fldCharType="end"/>
-      </w:r>
+      <w:fldSimple w:instr=" SEQ Рисунок \* ARABIC ">
+        <w:r>
+          <w:rPr>
+            <w:noProof/>
+          </w:rPr>
+          <w:t>1</w:t>
+        </w:r>
+      </w:fldSimple>
       <w:bookmarkEnd w:id="7"/>
       <w:r>
         <w:t xml:space="preserve"> –</w:t>
@@ -2314,27 +2301,14 @@
       <w:r>
         <w:t xml:space="preserve">Рисунок </w:t>
       </w:r>
-      <w:r>
-        <w:fldChar w:fldCharType="begin"/>
-      </w:r>
-      <w:r>
-        <w:instrText xml:space="preserve"> SEQ Рисунок \* ARABIC </w:instrText>
-      </w:r>
-      <w:r>
-        <w:fldChar w:fldCharType="separate"/>
-      </w:r>
-      <w:r>
-        <w:rPr>
-          <w:noProof/>
-        </w:rPr>
-        <w:t>2</w:t>
-      </w:r>
-      <w:r>
-        <w:rPr>
-          <w:noProof/>
-        </w:rPr>
-        <w:fldChar w:fldCharType="end"/>
-      </w:r>
+      <w:fldSimple w:instr=" SEQ Рисунок \* ARABIC ">
+        <w:r>
+          <w:rPr>
+            <w:noProof/>
+          </w:rPr>
+          <w:t>2</w:t>
+        </w:r>
+      </w:fldSimple>
       <w:bookmarkEnd w:id="11"/>
       <w:r>
         <w:t xml:space="preserve"> –</w:t>
@@ -2957,27 +2931,14 @@
       <w:r>
         <w:t xml:space="preserve">Рисунок </w:t>
       </w:r>
-      <w:r>
-        <w:fldChar w:fldCharType="begin"/>
-      </w:r>
-      <w:r>
-        <w:instrText xml:space="preserve"> SEQ Рисунок \* ARABIC </w:instrText>
-      </w:r>
-      <w:r>
-        <w:fldChar w:fldCharType="separate"/>
-      </w:r>
-      <w:r>
-        <w:rPr>
-          <w:noProof/>
-        </w:rPr>
-        <w:t>3</w:t>
-      </w:r>
-      <w:r>
-        <w:rPr>
-          <w:noProof/>
-        </w:rPr>
-        <w:fldChar w:fldCharType="end"/>
-      </w:r>
+      <w:fldSimple w:instr=" SEQ Рисунок \* ARABIC ">
+        <w:r>
+          <w:rPr>
+            <w:noProof/>
+          </w:rPr>
+          <w:t>3</w:t>
+        </w:r>
+      </w:fldSimple>
       <w:bookmarkEnd w:id="12"/>
       <w:r>
         <w:t xml:space="preserve"> –</w:t>
@@ -3331,27 +3292,14 @@
       <w:r>
         <w:t xml:space="preserve">Таблица </w:t>
       </w:r>
-      <w:r>
-        <w:fldChar w:fldCharType="begin"/>
-      </w:r>
-      <w:r>
-        <w:instrText xml:space="preserve"> SEQ Таблица \* ARABIC </w:instrText>
-      </w:r>
-      <w:r>
-        <w:fldChar w:fldCharType="separate"/>
-      </w:r>
-      <w:r>
-        <w:rPr>
-          <w:noProof/>
-        </w:rPr>
-        <w:t>1</w:t>
-      </w:r>
-      <w:r>
-        <w:rPr>
-          <w:noProof/>
-        </w:rPr>
-        <w:fldChar w:fldCharType="end"/>
-      </w:r>
+      <w:fldSimple w:instr=" SEQ Таблица \* ARABIC ">
+        <w:r>
+          <w:rPr>
+            <w:noProof/>
+          </w:rPr>
+          <w:t>1</w:t>
+        </w:r>
+      </w:fldSimple>
       <w:bookmarkEnd w:id="15"/>
       <w:bookmarkEnd w:id="16"/>
       <w:r>
@@ -3828,27 +3776,14 @@
       <w:r>
         <w:t xml:space="preserve">Таблица </w:t>
       </w:r>
-      <w:r>
-        <w:fldChar w:fldCharType="begin"/>
-      </w:r>
-      <w:r>
-        <w:instrText xml:space="preserve"> SEQ Таблица \* ARABIC </w:instrText>
-      </w:r>
-      <w:r>
-        <w:fldChar w:fldCharType="separate"/>
-      </w:r>
-      <w:r>
-        <w:rPr>
-          <w:noProof/>
-        </w:rPr>
-        <w:t>2</w:t>
-      </w:r>
-      <w:r>
-        <w:rPr>
-          <w:noProof/>
-        </w:rPr>
-        <w:fldChar w:fldCharType="end"/>
-      </w:r>
+      <w:fldSimple w:instr=" SEQ Таблица \* ARABIC ">
+        <w:r>
+          <w:rPr>
+            <w:noProof/>
+          </w:rPr>
+          <w:t>2</w:t>
+        </w:r>
+      </w:fldSimple>
       <w:bookmarkEnd w:id="20"/>
       <w:r>
         <w:t xml:space="preserve"> </w:t>
@@ -4138,11 +4073,12 @@
         </w:rPr>
         <w:t xml:space="preserve">Для сообщения был вычислен хэш </w:t>
       </w:r>
-      <w:proofErr w:type="spellStart"/>
-      <w:r>
-        <w:t>Streebog</w:t>
-      </w:r>
-      <w:proofErr w:type="spellEnd"/>
+      <w:r>
+        <w:rPr>
+          <w:lang w:val="ru-RU"/>
+        </w:rPr>
+        <w:t>Стрибог</w:t>
+      </w:r>
       <w:r>
         <w:rPr>
           <w:lang w:val="ru-RU"/>
@@ -4277,27 +4213,14 @@
       <w:r>
         <w:t xml:space="preserve">Таблица </w:t>
       </w:r>
-      <w:r>
-        <w:fldChar w:fldCharType="begin"/>
-      </w:r>
-      <w:r>
-        <w:instrText xml:space="preserve"> SEQ Таблица \* ARABIC </w:instrText>
-      </w:r>
-      <w:r>
-        <w:fldChar w:fldCharType="separate"/>
-      </w:r>
-      <w:r>
-        <w:rPr>
-          <w:noProof/>
-        </w:rPr>
-        <w:t>3</w:t>
-      </w:r>
-      <w:r>
-        <w:rPr>
-          <w:noProof/>
-        </w:rPr>
-        <w:fldChar w:fldCharType="end"/>
-      </w:r>
+      <w:fldSimple w:instr=" SEQ Таблица \* ARABIC ">
+        <w:r>
+          <w:rPr>
+            <w:noProof/>
+          </w:rPr>
+          <w:t>3</w:t>
+        </w:r>
+      </w:fldSimple>
       <w:bookmarkEnd w:id="21"/>
       <w:r>
         <w:t xml:space="preserve"> </w:t>
@@ -4754,27 +4677,14 @@
       <w:r>
         <w:t xml:space="preserve">Таблица </w:t>
       </w:r>
-      <w:r>
-        <w:fldChar w:fldCharType="begin"/>
-      </w:r>
-      <w:r>
-        <w:instrText xml:space="preserve"> SEQ Таблица \* ARABIC </w:instrText>
-      </w:r>
-      <w:r>
-        <w:fldChar w:fldCharType="separate"/>
-      </w:r>
-      <w:r>
-        <w:rPr>
-          <w:noProof/>
-        </w:rPr>
-        <w:t>4</w:t>
-      </w:r>
-      <w:r>
-        <w:rPr>
-          <w:noProof/>
-        </w:rPr>
-        <w:fldChar w:fldCharType="end"/>
-      </w:r>
+      <w:fldSimple w:instr=" SEQ Таблица \* ARABIC ">
+        <w:r>
+          <w:rPr>
+            <w:noProof/>
+          </w:rPr>
+          <w:t>4</w:t>
+        </w:r>
+      </w:fldSimple>
       <w:bookmarkEnd w:id="22"/>
       <w:r>
         <w:t xml:space="preserve"> </w:t>
@@ -5137,27 +5047,14 @@
       <w:r>
         <w:t xml:space="preserve">Рисунок </w:t>
       </w:r>
-      <w:r>
-        <w:fldChar w:fldCharType="begin"/>
-      </w:r>
-      <w:r>
-        <w:instrText xml:space="preserve"> SEQ Рисунок \* ARABIC </w:instrText>
-      </w:r>
-      <w:r>
-        <w:fldChar w:fldCharType="separate"/>
-      </w:r>
-      <w:r>
-        <w:rPr>
-          <w:noProof/>
-        </w:rPr>
-        <w:t>4</w:t>
-      </w:r>
-      <w:r>
-        <w:rPr>
-          <w:noProof/>
-        </w:rPr>
-        <w:fldChar w:fldCharType="end"/>
-      </w:r>
+      <w:fldSimple w:instr=" SEQ Рисунок \* ARABIC ">
+        <w:r>
+          <w:rPr>
+            <w:noProof/>
+          </w:rPr>
+          <w:t>4</w:t>
+        </w:r>
+      </w:fldSimple>
       <w:bookmarkEnd w:id="23"/>
       <w:r>
         <w:t xml:space="preserve"> –</w:t>
@@ -5404,27 +5301,14 @@
       <w:r>
         <w:t xml:space="preserve">Таблица </w:t>
       </w:r>
-      <w:r>
-        <w:fldChar w:fldCharType="begin"/>
-      </w:r>
-      <w:r>
-        <w:instrText xml:space="preserve"> SEQ Таблица \* ARABIC </w:instrText>
-      </w:r>
-      <w:r>
-        <w:fldChar w:fldCharType="separate"/>
-      </w:r>
-      <w:r>
-        <w:rPr>
-          <w:noProof/>
-        </w:rPr>
-        <w:t>5</w:t>
-      </w:r>
-      <w:r>
-        <w:rPr>
-          <w:noProof/>
-        </w:rPr>
-        <w:fldChar w:fldCharType="end"/>
-      </w:r>
+      <w:fldSimple w:instr=" SEQ Таблица \* ARABIC ">
+        <w:r>
+          <w:rPr>
+            <w:noProof/>
+          </w:rPr>
+          <w:t>5</w:t>
+        </w:r>
+      </w:fldSimple>
       <w:bookmarkEnd w:id="24"/>
       <w:r>
         <w:t xml:space="preserve"> </w:t>
@@ -6269,27 +6153,14 @@
       <w:r>
         <w:t xml:space="preserve">Рисунок </w:t>
       </w:r>
-      <w:r>
-        <w:fldChar w:fldCharType="begin"/>
-      </w:r>
-      <w:r>
-        <w:instrText xml:space="preserve"> SEQ Рисунок \* ARABIC </w:instrText>
-      </w:r>
-      <w:r>
-        <w:fldChar w:fldCharType="separate"/>
-      </w:r>
-      <w:r>
-        <w:rPr>
-          <w:noProof/>
-        </w:rPr>
-        <w:t>5</w:t>
-      </w:r>
-      <w:r>
-        <w:rPr>
-          <w:noProof/>
-        </w:rPr>
-        <w:fldChar w:fldCharType="end"/>
-      </w:r>
+      <w:fldSimple w:instr=" SEQ Рисунок \* ARABIC ">
+        <w:r>
+          <w:rPr>
+            <w:noProof/>
+          </w:rPr>
+          <w:t>5</w:t>
+        </w:r>
+      </w:fldSimple>
       <w:bookmarkEnd w:id="25"/>
       <w:r>
         <w:t xml:space="preserve"> –</w:t>
@@ -6555,27 +6426,14 @@
       <w:r>
         <w:t xml:space="preserve">Рисунок </w:t>
       </w:r>
-      <w:r>
-        <w:fldChar w:fldCharType="begin"/>
-      </w:r>
-      <w:r>
-        <w:instrText xml:space="preserve"> SEQ Рисунок \* ARABIC </w:instrText>
-      </w:r>
-      <w:r>
-        <w:fldChar w:fldCharType="separate"/>
-      </w:r>
-      <w:r>
-        <w:rPr>
-          <w:noProof/>
-        </w:rPr>
-        <w:t>6</w:t>
-      </w:r>
-      <w:r>
-        <w:rPr>
-          <w:noProof/>
-        </w:rPr>
-        <w:fldChar w:fldCharType="end"/>
-      </w:r>
+      <w:fldSimple w:instr=" SEQ Рисунок \* ARABIC ">
+        <w:r>
+          <w:rPr>
+            <w:noProof/>
+          </w:rPr>
+          <w:t>6</w:t>
+        </w:r>
+      </w:fldSimple>
       <w:bookmarkEnd w:id="26"/>
       <w:r>
         <w:t xml:space="preserve"> –</w:t>
@@ -7298,8 +7156,28 @@
         <m:r>
           <w:rPr>
             <w:rFonts w:ascii="Cambria Math" w:hAnsi="Cambria Math"/>
+            <w:lang w:val="ru-RU"/>
           </w:rPr>
-          <m:t>modq</m:t>
+          <m:t xml:space="preserve"> </m:t>
+        </m:r>
+        <m:r>
+          <w:rPr>
+            <w:rFonts w:ascii="Cambria Math" w:hAnsi="Cambria Math"/>
+          </w:rPr>
+          <m:t>mod</m:t>
+        </m:r>
+        <m:r>
+          <w:rPr>
+            <w:rFonts w:ascii="Cambria Math" w:hAnsi="Cambria Math"/>
+            <w:lang w:val="ru-RU"/>
+          </w:rPr>
+          <m:t xml:space="preserve"> </m:t>
+        </m:r>
+        <m:r>
+          <w:rPr>
+            <w:rFonts w:ascii="Cambria Math" w:hAnsi="Cambria Math"/>
+          </w:rPr>
+          <m:t>q</m:t>
         </m:r>
       </m:oMath>
       <w:r>
